--- a/hin/docx/58.content.docx
+++ b/hin/docx/58.content.docx
@@ -19,7 +19,7 @@
         <w:rPr>
           <w:lang w:val="hi_IN" w:bidi="hi_IN"/>
         </w:rPr>
-        <w:t>Resource: अध्ययन नोट्स - पुस्तक परिचय (टिंडेल)</w:t>
+        <w:t>Resource: Tyndale Open Study Notes</w:t>
       </w:r>
       <w:r>
         <w:rPr>
@@ -112,7 +112,7 @@
         <w:rPr>
           <w:lang w:val="hi_IN" w:bidi="hi_IN"/>
         </w:rPr>
-        <w:t>अध्ययन नोट्स - पुस्तक परिचय (टिंडेल)</w:t>
+        <w:t>Tyndale Open Study Notes</w:t>
       </w:r>
     </w:p>
     <w:p>

--- a/hin/docx/58.content.docx
+++ b/hin/docx/58.content.docx
@@ -19,7 +19,7 @@
         <w:rPr>
           <w:lang w:val="hi_IN" w:bidi="hi_IN"/>
         </w:rPr>
-        <w:t>Resource: Tyndale Open Study Notes</w:t>
+        <w:t>Resource: Aquifer Open Study Notes (Book Intros)</w:t>
       </w:r>
       <w:r>
         <w:rPr>
@@ -112,7 +112,7 @@
         <w:rPr>
           <w:lang w:val="hi_IN" w:bidi="hi_IN"/>
         </w:rPr>
-        <w:t>Tyndale Open Study Notes</w:t>
+        <w:t>Aquifer Open Study Notes (Book Intros)</w:t>
       </w:r>
     </w:p>
     <w:p>

--- a/hin/docx/58.content.docx
+++ b/hin/docx/58.content.docx
@@ -272,90 +272,60 @@
         </w:rPr>
         <w:t>जिन विश्वासियों को इब्रानियों का पत्र संबोधित किया गया था, वे संभवतः 60 ईस्वी के प्रारंभ में रोम में गृह कलीसियाओं के एक समूह से संबंधित थे। रोम में मसीही समुदाय की स्थापना की संभावना ईस्वी 30 के दशक में हुई थी जब पिन्तेकुस्त (</w:t>
       </w:r>
-      <w:hyperlink r:id="rId13">
-        <w:r>
-          <w:rPr>
-            <w:lang w:val="hi_IN" w:bidi="hi_IN"/>
-          </w:rPr>
-          <w:rPr>
-            <w:color w:val="0000EE"/>
-            <w:u w:val="single"/>
-          </w:rPr>
-          <w:t>प्रेरितों 2:10</w:t>
-        </w:r>
-      </w:hyperlink>
+      <w:r>
+        <w:rPr>
+          <w:lang w:val="hi_IN" w:bidi="hi_IN"/>
+        </w:rPr>
+        <w:t>प्रेरितों 2:10</w:t>
+      </w:r>
       <w:r>
         <w:rPr>
           <w:lang w:val="hi_IN" w:bidi="hi_IN"/>
         </w:rPr>
         <w:t>) के समय उपस्थित लोग अपने घर लौटे थे। रोमी विश्वासियों ने साहस और सहनशीलता का प्रदर्शन किया था (</w:t>
       </w:r>
-      <w:hyperlink r:id="rId14">
-        <w:r>
-          <w:rPr>
-            <w:lang w:val="hi_IN" w:bidi="hi_IN"/>
-          </w:rPr>
-          <w:rPr>
-            <w:color w:val="0000EE"/>
-            <w:u w:val="single"/>
-          </w:rPr>
-          <w:t>इब्रा 10:32–34</w:t>
-        </w:r>
-      </w:hyperlink>
+      <w:r>
+        <w:rPr>
+          <w:lang w:val="hi_IN" w:bidi="hi_IN"/>
+        </w:rPr>
+        <w:t>इब्रा 10:32–34</w:t>
+      </w:r>
       <w:r>
         <w:rPr>
           <w:lang w:val="hi_IN" w:bidi="hi_IN"/>
         </w:rPr>
         <w:t>), लेकिन इब्रानियों के लिखे जाने तक, कुछ लोगों का आत्मिक उत्साह ठंडा पड़ चुका था (</w:t>
       </w:r>
-      <w:hyperlink r:id="rId15">
-        <w:r>
-          <w:rPr>
-            <w:lang w:val="hi_IN" w:bidi="hi_IN"/>
-          </w:rPr>
-          <w:rPr>
-            <w:color w:val="0000EE"/>
-            <w:u w:val="single"/>
-          </w:rPr>
-          <w:t>5:11–14</w:t>
-        </w:r>
-      </w:hyperlink>
+      <w:r>
+        <w:rPr>
+          <w:lang w:val="hi_IN" w:bidi="hi_IN"/>
+        </w:rPr>
+        <w:t>5:11–14</w:t>
+      </w:r>
       <w:r>
         <w:rPr>
           <w:lang w:val="hi_IN" w:bidi="hi_IN"/>
         </w:rPr>
         <w:t>), और उनका धर्मवैज्ञानिक दृष्टिकोण विकृत हो चुका था (</w:t>
       </w:r>
-      <w:hyperlink r:id="rId16">
-        <w:r>
-          <w:rPr>
-            <w:lang w:val="hi_IN" w:bidi="hi_IN"/>
-          </w:rPr>
-          <w:rPr>
-            <w:color w:val="0000EE"/>
-            <w:u w:val="single"/>
-          </w:rPr>
-          <w:t>2:1</w:t>
-        </w:r>
-      </w:hyperlink>
+      <w:r>
+        <w:rPr>
+          <w:lang w:val="hi_IN" w:bidi="hi_IN"/>
+        </w:rPr>
+        <w:t>2:1</w:t>
+      </w:r>
       <w:r>
         <w:rPr>
           <w:lang w:val="hi_IN" w:bidi="hi_IN"/>
         </w:rPr>
         <w:t>)। कुछ लोगों ने मसीह और कलीसिया को भी छोड़ दिया था (</w:t>
       </w:r>
-      <w:hyperlink r:id="rId17">
-        <w:r>
-          <w:rPr>
-            <w:lang w:val="hi_IN" w:bidi="hi_IN"/>
-          </w:rPr>
-          <w:rPr>
-            <w:color w:val="0000EE"/>
-            <w:u w:val="single"/>
-          </w:rPr>
-          <w:t>6:4–8</w:t>
-        </w:r>
-      </w:hyperlink>
+      <w:r>
+        <w:rPr>
+          <w:lang w:val="hi_IN" w:bidi="hi_IN"/>
+        </w:rPr>
+        <w:t>6:4–8</w:t>
+      </w:r>
       <w:r>
         <w:rPr>
           <w:lang w:val="hi_IN" w:bidi="hi_IN"/>
@@ -427,198 +397,132 @@
         </w:rPr>
         <w:t>पूरे प्रचार के परिचय के बाद, (</w:t>
       </w:r>
-      <w:hyperlink r:id="rId18">
-        <w:r>
-          <w:rPr>
-            <w:lang w:val="hi_IN" w:bidi="hi_IN"/>
-          </w:rPr>
-          <w:rPr>
-            <w:color w:val="0000EE"/>
-            <w:u w:val="single"/>
-          </w:rPr>
-          <w:t>1:1–4</w:t>
-        </w:r>
-      </w:hyperlink>
+      <w:r>
+        <w:rPr>
+          <w:lang w:val="hi_IN" w:bidi="hi_IN"/>
+        </w:rPr>
+        <w:t>1:1–4</w:t>
+      </w:r>
       <w:r>
         <w:rPr>
           <w:lang w:val="hi_IN" w:bidi="hi_IN"/>
         </w:rPr>
         <w:t>), मसीह की श्रेष्ठता के बारे में लेखक का विवरण दो महान भागों में विकसित होता है। पहला भाग (</w:t>
       </w:r>
-      <w:hyperlink r:id="rId19">
-        <w:r>
-          <w:rPr>
-            <w:lang w:val="hi_IN" w:bidi="hi_IN"/>
-          </w:rPr>
-          <w:rPr>
-            <w:color w:val="0000EE"/>
-            <w:u w:val="single"/>
-          </w:rPr>
-          <w:t>1:5–2:18</w:t>
-        </w:r>
-      </w:hyperlink>
+      <w:r>
+        <w:rPr>
+          <w:lang w:val="hi_IN" w:bidi="hi_IN"/>
+        </w:rPr>
+        <w:t>1:5–2:18</w:t>
+      </w:r>
       <w:r>
         <w:rPr>
           <w:lang w:val="hi_IN" w:bidi="hi_IN"/>
         </w:rPr>
         <w:t>) पुत्र के स्वर्गदूतों के साथ सम्बन्ध को समझाता है। स्वर्गदूत सेवक हैं (</w:t>
       </w:r>
-      <w:hyperlink r:id="rId20">
-        <w:r>
-          <w:rPr>
-            <w:lang w:val="hi_IN" w:bidi="hi_IN"/>
-          </w:rPr>
-          <w:rPr>
-            <w:color w:val="0000EE"/>
-            <w:u w:val="single"/>
-          </w:rPr>
-          <w:t>1:6–7</w:t>
-        </w:r>
-      </w:hyperlink>
+      <w:r>
+        <w:rPr>
+          <w:lang w:val="hi_IN" w:bidi="hi_IN"/>
+        </w:rPr>
+        <w:t>1:6–7</w:t>
+      </w:r>
       <w:r>
         <w:rPr>
           <w:lang w:val="hi_IN" w:bidi="hi_IN"/>
         </w:rPr>
         <w:t xml:space="preserve">, </w:t>
       </w:r>
-      <w:hyperlink r:id="rId21">
-        <w:r>
-          <w:rPr>
-            <w:lang w:val="hi_IN" w:bidi="hi_IN"/>
-          </w:rPr>
-          <w:rPr>
-            <w:color w:val="0000EE"/>
-            <w:u w:val="single"/>
-          </w:rPr>
-          <w:t>14</w:t>
-        </w:r>
-      </w:hyperlink>
+      <w:r>
+        <w:rPr>
+          <w:lang w:val="hi_IN" w:bidi="hi_IN"/>
+        </w:rPr>
+        <w:t>14</w:t>
+      </w:r>
       <w:r>
         <w:rPr>
           <w:lang w:val="hi_IN" w:bidi="hi_IN"/>
         </w:rPr>
         <w:t>), लेकिन गौरवान्वित पुत्र (</w:t>
       </w:r>
-      <w:hyperlink r:id="rId22">
-        <w:r>
-          <w:rPr>
-            <w:lang w:val="hi_IN" w:bidi="hi_IN"/>
-          </w:rPr>
-          <w:rPr>
-            <w:color w:val="0000EE"/>
-            <w:u w:val="single"/>
-          </w:rPr>
-          <w:t>1:13</w:t>
-        </w:r>
-      </w:hyperlink>
+      <w:r>
+        <w:rPr>
+          <w:lang w:val="hi_IN" w:bidi="hi_IN"/>
+        </w:rPr>
+        <w:t>1:13</w:t>
+      </w:r>
       <w:r>
         <w:rPr>
           <w:lang w:val="hi_IN" w:bidi="hi_IN"/>
         </w:rPr>
         <w:t>), पिता के साथ अपने अद्वितीय सम्बन्ध के कारण (</w:t>
       </w:r>
-      <w:hyperlink r:id="rId23">
-        <w:r>
-          <w:rPr>
-            <w:lang w:val="hi_IN" w:bidi="hi_IN"/>
-          </w:rPr>
-          <w:rPr>
-            <w:color w:val="0000EE"/>
-            <w:u w:val="single"/>
-          </w:rPr>
-          <w:t>1:5</w:t>
-        </w:r>
-      </w:hyperlink>
+      <w:r>
+        <w:rPr>
+          <w:lang w:val="hi_IN" w:bidi="hi_IN"/>
+        </w:rPr>
+        <w:t>1:5</w:t>
+      </w:r>
       <w:r>
         <w:rPr>
           <w:lang w:val="hi_IN" w:bidi="hi_IN"/>
         </w:rPr>
         <w:t>), प्रभु, सृष्टिकर्ता, और सृष्टि के पालनकर्ता हैं, वास्तव में वह परमेश्वर हैं (</w:t>
       </w:r>
-      <w:hyperlink r:id="rId24">
-        <w:r>
-          <w:rPr>
-            <w:lang w:val="hi_IN" w:bidi="hi_IN"/>
-          </w:rPr>
-          <w:rPr>
-            <w:color w:val="0000EE"/>
-            <w:u w:val="single"/>
-          </w:rPr>
-          <w:t>1:8–12</w:t>
-        </w:r>
-      </w:hyperlink>
+      <w:r>
+        <w:rPr>
+          <w:lang w:val="hi_IN" w:bidi="hi_IN"/>
+        </w:rPr>
+        <w:t>1:8–12</w:t>
+      </w:r>
       <w:r>
         <w:rPr>
           <w:lang w:val="hi_IN" w:bidi="hi_IN"/>
         </w:rPr>
         <w:t>)। लेखक श्रोताओं को उनको सिखाया गए उद्धार के संदेश पर ध्यान देने के लिए प्रोत्साहित करता है (</w:t>
       </w:r>
-      <w:hyperlink r:id="rId25">
-        <w:r>
-          <w:rPr>
-            <w:lang w:val="hi_IN" w:bidi="hi_IN"/>
-          </w:rPr>
-          <w:rPr>
-            <w:color w:val="0000EE"/>
-            <w:u w:val="single"/>
-          </w:rPr>
-          <w:t>2:1–4</w:t>
-        </w:r>
-      </w:hyperlink>
+      <w:r>
+        <w:rPr>
+          <w:lang w:val="hi_IN" w:bidi="hi_IN"/>
+        </w:rPr>
+        <w:t>2:1–4</w:t>
+      </w:r>
       <w:r>
         <w:rPr>
           <w:lang w:val="hi_IN" w:bidi="hi_IN"/>
         </w:rPr>
         <w:t>), और व्याख्या फिर से शुरू करता है। गौरवान्वित मसीह की स्थिति अस्थायी रूप से स्वर्गदूतों से नीचे थी जब वह मानव बने (</w:t>
       </w:r>
-      <w:hyperlink r:id="rId26">
-        <w:r>
-          <w:rPr>
-            <w:lang w:val="hi_IN" w:bidi="hi_IN"/>
-          </w:rPr>
-          <w:rPr>
-            <w:color w:val="0000EE"/>
-            <w:u w:val="single"/>
-          </w:rPr>
-          <w:t>2:5–9</w:t>
-        </w:r>
-      </w:hyperlink>
+      <w:r>
+        <w:rPr>
+          <w:lang w:val="hi_IN" w:bidi="hi_IN"/>
+        </w:rPr>
+        <w:t>2:5–9</w:t>
+      </w:r>
       <w:r>
         <w:rPr>
           <w:lang w:val="hi_IN" w:bidi="hi_IN"/>
         </w:rPr>
         <w:t>); यीशु ने हमें मुक्त करने के लिए अपने प्राण देने के उद्देश्य से मांस और लहू धारण किया (</w:t>
       </w:r>
-      <w:hyperlink r:id="rId27">
-        <w:r>
-          <w:rPr>
-            <w:lang w:val="hi_IN" w:bidi="hi_IN"/>
-          </w:rPr>
-          <w:rPr>
-            <w:color w:val="0000EE"/>
-            <w:u w:val="single"/>
-          </w:rPr>
-          <w:t>2:10–18</w:t>
-        </w:r>
-      </w:hyperlink>
+      <w:r>
+        <w:rPr>
+          <w:lang w:val="hi_IN" w:bidi="hi_IN"/>
+        </w:rPr>
+        <w:t>2:10–18</w:t>
+      </w:r>
       <w:r>
         <w:rPr>
           <w:lang w:val="hi_IN" w:bidi="hi_IN"/>
         </w:rPr>
         <w:t>)। प्रथम व्याख्या के बाद प्रोत्साहन दिया गया है (</w:t>
       </w:r>
-      <w:hyperlink r:id="rId28">
-        <w:r>
-          <w:rPr>
-            <w:lang w:val="hi_IN" w:bidi="hi_IN"/>
-          </w:rPr>
-          <w:rPr>
-            <w:color w:val="0000EE"/>
-            <w:u w:val="single"/>
-          </w:rPr>
-          <w:t>3:1–4:13</w:t>
-        </w:r>
-      </w:hyperlink>
+      <w:r>
+        <w:rPr>
+          <w:lang w:val="hi_IN" w:bidi="hi_IN"/>
+        </w:rPr>
+        <w:t>3:1–4:13</w:t>
+      </w:r>
       <w:r>
         <w:rPr>
           <w:lang w:val="hi_IN" w:bidi="hi_IN"/>
@@ -639,162 +543,108 @@
         </w:rPr>
         <w:t>व्याख्या का दूसरा भाग (</w:t>
       </w:r>
-      <w:hyperlink r:id="rId29">
-        <w:r>
-          <w:rPr>
-            <w:lang w:val="hi_IN" w:bidi="hi_IN"/>
-          </w:rPr>
-          <w:rPr>
-            <w:color w:val="0000EE"/>
-            <w:u w:val="single"/>
-          </w:rPr>
-          <w:t>4:14–10:18</w:t>
-        </w:r>
-      </w:hyperlink>
+      <w:r>
+        <w:rPr>
+          <w:lang w:val="hi_IN" w:bidi="hi_IN"/>
+        </w:rPr>
+        <w:t>4:14–10:18</w:t>
+      </w:r>
       <w:r>
         <w:rPr>
           <w:lang w:val="hi_IN" w:bidi="hi_IN"/>
         </w:rPr>
         <w:t xml:space="preserve">) पुराने नियम की बलिदान प्रणाली के संबंध में पुत्र, हमारे महायाजक की स्थिति को संबोधित करता है। इस प्रसंग का परिचय देने के बाद </w:t>
       </w:r>
-      <w:hyperlink r:id="rId30">
-        <w:r>
-          <w:rPr>
-            <w:lang w:val="hi_IN" w:bidi="hi_IN"/>
-          </w:rPr>
-          <w:rPr>
-            <w:color w:val="0000EE"/>
-            <w:u w:val="single"/>
-          </w:rPr>
-          <w:t>4:14–16</w:t>
-        </w:r>
-      </w:hyperlink>
+      <w:r>
+        <w:rPr>
+          <w:lang w:val="hi_IN" w:bidi="hi_IN"/>
+        </w:rPr>
+        <w:t>4:14–16</w:t>
+      </w:r>
       <w:r>
         <w:rPr>
           <w:lang w:val="hi_IN" w:bidi="hi_IN"/>
         </w:rPr>
         <w:t>, लेखक श्रेष्ठ महायाजक के रूप में पुत्र की नियुक्ति को संबोधित करता है (</w:t>
       </w:r>
-      <w:hyperlink r:id="rId31">
-        <w:r>
-          <w:rPr>
-            <w:lang w:val="hi_IN" w:bidi="hi_IN"/>
-          </w:rPr>
-          <w:rPr>
-            <w:color w:val="0000EE"/>
-            <w:u w:val="single"/>
-          </w:rPr>
-          <w:t>5:1–10</w:t>
-        </w:r>
-      </w:hyperlink>
+      <w:r>
+        <w:rPr>
+          <w:lang w:val="hi_IN" w:bidi="hi_IN"/>
+        </w:rPr>
+        <w:t>5:1–10</w:t>
+      </w:r>
       <w:r>
         <w:rPr>
           <w:lang w:val="hi_IN" w:bidi="hi_IN"/>
         </w:rPr>
         <w:t>) और समुदाय का उनकी आत्मिक अपरिपक्वता से सामना कराता है (</w:t>
       </w:r>
-      <w:hyperlink r:id="rId32">
-        <w:r>
-          <w:rPr>
-            <w:lang w:val="hi_IN" w:bidi="hi_IN"/>
-          </w:rPr>
-          <w:rPr>
-            <w:color w:val="0000EE"/>
-            <w:u w:val="single"/>
-          </w:rPr>
-          <w:t>5:11–6:20</w:t>
-        </w:r>
-      </w:hyperlink>
+      <w:r>
+        <w:rPr>
+          <w:lang w:val="hi_IN" w:bidi="hi_IN"/>
+        </w:rPr>
+        <w:t>5:11–6:20</w:t>
+      </w:r>
       <w:r>
         <w:rPr>
           <w:lang w:val="hi_IN" w:bidi="hi_IN"/>
         </w:rPr>
         <w:t>)। लेवीय याजकों से मलिकिसिदक की श्रेष्ठता की चर्चा (</w:t>
       </w:r>
-      <w:hyperlink r:id="rId33">
-        <w:r>
-          <w:rPr>
-            <w:lang w:val="hi_IN" w:bidi="hi_IN"/>
-          </w:rPr>
-          <w:rPr>
-            <w:color w:val="0000EE"/>
-            <w:u w:val="single"/>
-          </w:rPr>
-          <w:t>7:1–10</w:t>
-        </w:r>
-      </w:hyperlink>
+      <w:r>
+        <w:rPr>
+          <w:lang w:val="hi_IN" w:bidi="hi_IN"/>
+        </w:rPr>
+        <w:t>7:1–10</w:t>
+      </w:r>
       <w:r>
         <w:rPr>
           <w:lang w:val="hi_IN" w:bidi="hi_IN"/>
         </w:rPr>
         <w:t>), मलिकिसिदक के क्रम के अनुसार यीशु को श्रेष्ठ महायाजक के रूप में प्रस्तुत करने का आधार तैयार करती है (</w:t>
       </w:r>
-      <w:hyperlink r:id="rId34">
-        <w:r>
-          <w:rPr>
-            <w:lang w:val="hi_IN" w:bidi="hi_IN"/>
-          </w:rPr>
-          <w:rPr>
-            <w:color w:val="0000EE"/>
-            <w:u w:val="single"/>
-          </w:rPr>
-          <w:t>7:11–28</w:t>
-        </w:r>
-      </w:hyperlink>
+      <w:r>
+        <w:rPr>
+          <w:lang w:val="hi_IN" w:bidi="hi_IN"/>
+        </w:rPr>
+        <w:t>7:11–28</w:t>
+      </w:r>
       <w:r>
         <w:rPr>
           <w:lang w:val="hi_IN" w:bidi="hi_IN"/>
         </w:rPr>
         <w:t>)। संक्षेप में, यीशु को पुराने नियम के नियमों के अनुसार नियुक्त नहीं किया गया था, जो कहता था कि याजक लेवी के गोत्र से ही होंगें। बल्कि, उन्हें परमेश्वर ने उनके अविनाशी जीवन के आधार पर शपथ के साथ नियुक्त किया था। इसके बाद व्याख्या इस नियुक्त महायाजक की श्रेष्ठ भेंट पर ध्यान केन्द्रित करती है (</w:t>
       </w:r>
-      <w:hyperlink r:id="rId35">
-        <w:r>
-          <w:rPr>
-            <w:lang w:val="hi_IN" w:bidi="hi_IN"/>
-          </w:rPr>
-          <w:rPr>
-            <w:color w:val="0000EE"/>
-            <w:u w:val="single"/>
-          </w:rPr>
-          <w:t>8:3–10:18</w:t>
-        </w:r>
-      </w:hyperlink>
+      <w:r>
+        <w:rPr>
+          <w:lang w:val="hi_IN" w:bidi="hi_IN"/>
+        </w:rPr>
+        <w:t>8:3–10:18</w:t>
+      </w:r>
       <w:r>
         <w:rPr>
           <w:lang w:val="hi_IN" w:bidi="hi_IN"/>
         </w:rPr>
         <w:t>)। सांसारिक याजकों की तरह, इस श्रेष्ठ याजक को भी पापों के लिए बलिदान चढ़ाना था, लेकिन उनका बलिदान नई वाचा का बलिदान था (</w:t>
       </w:r>
-      <w:hyperlink r:id="rId36">
-        <w:r>
-          <w:rPr>
-            <w:lang w:val="hi_IN" w:bidi="hi_IN"/>
-          </w:rPr>
-          <w:rPr>
-            <w:color w:val="0000EE"/>
-            <w:u w:val="single"/>
-          </w:rPr>
-          <w:t>8:7–13</w:t>
-        </w:r>
-      </w:hyperlink>
+      <w:r>
+        <w:rPr>
+          <w:lang w:val="hi_IN" w:bidi="hi_IN"/>
+        </w:rPr>
+        <w:t>8:7–13</w:t>
+      </w:r>
       <w:r>
         <w:rPr>
           <w:lang w:val="hi_IN" w:bidi="hi_IN"/>
         </w:rPr>
         <w:t>) जो पुरानी वाचा से श्रेष्ठ था (</w:t>
       </w:r>
-      <w:hyperlink r:id="rId37">
-        <w:r>
-          <w:rPr>
-            <w:lang w:val="hi_IN" w:bidi="hi_IN"/>
-          </w:rPr>
-          <w:rPr>
-            <w:color w:val="0000EE"/>
-            <w:u w:val="single"/>
-          </w:rPr>
-          <w:t>9:1–10:18</w:t>
-        </w:r>
-      </w:hyperlink>
+      <w:r>
+        <w:rPr>
+          <w:lang w:val="hi_IN" w:bidi="hi_IN"/>
+        </w:rPr>
+        <w:t>9:1–10:18</w:t>
+      </w:r>
       <w:r>
         <w:rPr>
           <w:lang w:val="hi_IN" w:bidi="hi_IN"/>
@@ -815,36 +665,24 @@
         </w:rPr>
         <w:t>अंतिम मुख्य भाग (</w:t>
       </w:r>
-      <w:hyperlink r:id="rId38">
-        <w:r>
-          <w:rPr>
-            <w:lang w:val="hi_IN" w:bidi="hi_IN"/>
-          </w:rPr>
-          <w:rPr>
-            <w:color w:val="0000EE"/>
-            <w:u w:val="single"/>
-          </w:rPr>
-          <w:t>10:19–13:25</w:t>
-        </w:r>
-      </w:hyperlink>
+      <w:r>
+        <w:rPr>
+          <w:lang w:val="hi_IN" w:bidi="hi_IN"/>
+        </w:rPr>
+        <w:t>10:19–13:25</w:t>
+      </w:r>
       <w:r>
         <w:rPr>
           <w:lang w:val="hi_IN" w:bidi="hi_IN"/>
         </w:rPr>
         <w:t>) एक प्रोत्साहन है जो श्रोताओं को मसीह के संदेश के प्रति विश्वासयोग्यता से प्रतिक्रिया देने की चुनौती देता है। पुस्तक एक आशीर्वाद और एक औपचारिक निष्कर्ष के साथ समाप्त होती है (</w:t>
       </w:r>
-      <w:hyperlink r:id="rId39">
-        <w:r>
-          <w:rPr>
-            <w:lang w:val="hi_IN" w:bidi="hi_IN"/>
-          </w:rPr>
-          <w:rPr>
-            <w:color w:val="0000EE"/>
-            <w:u w:val="single"/>
-          </w:rPr>
-          <w:t>13:20–25</w:t>
-        </w:r>
-      </w:hyperlink>
+      <w:r>
+        <w:rPr>
+          <w:lang w:val="hi_IN" w:bidi="hi_IN"/>
+        </w:rPr>
+        <w:t>13:20–25</w:t>
+      </w:r>
       <w:r>
         <w:rPr>
           <w:lang w:val="hi_IN" w:bidi="hi_IN"/>
@@ -890,72 +728,48 @@
         </w:rPr>
         <w:t xml:space="preserve">लगभग सभी विद्वान आज इस बात से सहमत हैं पौलुस इब्रानियों का लेखक नहीं था। सबसे पहले, </w:t>
       </w:r>
-      <w:hyperlink r:id="rId40">
-        <w:r>
-          <w:rPr>
-            <w:lang w:val="hi_IN" w:bidi="hi_IN"/>
-          </w:rPr>
-          <w:rPr>
-            <w:color w:val="0000EE"/>
-            <w:u w:val="single"/>
-          </w:rPr>
-          <w:t>2:3</w:t>
-        </w:r>
-      </w:hyperlink>
+      <w:r>
+        <w:rPr>
+          <w:lang w:val="hi_IN" w:bidi="hi_IN"/>
+        </w:rPr>
+        <w:t>2:3</w:t>
+      </w:r>
       <w:r>
         <w:rPr>
           <w:lang w:val="hi_IN" w:bidi="hi_IN"/>
         </w:rPr>
         <w:t xml:space="preserve"> में, लेखक को मसीह का अनुसरण करने वाले मूल गवाहों से सुसमाचार प्राप्त करने वाले के रूप में दर्शाया गया है, और यह पौलुस जैसा बिल्कुल नहीं लगता है (</w:t>
       </w:r>
-      <w:hyperlink r:id="rId41">
-        <w:r>
-          <w:rPr>
-            <w:lang w:val="hi_IN" w:bidi="hi_IN"/>
-          </w:rPr>
-          <w:rPr>
-            <w:color w:val="0000EE"/>
-            <w:u w:val="single"/>
-          </w:rPr>
-          <w:t>रोम 1:1</w:t>
-        </w:r>
-      </w:hyperlink>
+      <w:r>
+        <w:rPr>
+          <w:lang w:val="hi_IN" w:bidi="hi_IN"/>
+        </w:rPr>
+        <w:t>रोम 1:1</w:t>
+      </w:r>
       <w:r>
         <w:rPr>
           <w:lang w:val="hi_IN" w:bidi="hi_IN"/>
         </w:rPr>
         <w:t xml:space="preserve">; </w:t>
       </w:r>
-      <w:hyperlink r:id="rId42">
-        <w:r>
-          <w:rPr>
-            <w:lang w:val="hi_IN" w:bidi="hi_IN"/>
-          </w:rPr>
-          <w:rPr>
-            <w:color w:val="0000EE"/>
-            <w:u w:val="single"/>
-          </w:rPr>
-          <w:t>1 कुरि 15:8</w:t>
-        </w:r>
-      </w:hyperlink>
+      <w:r>
+        <w:rPr>
+          <w:lang w:val="hi_IN" w:bidi="hi_IN"/>
+        </w:rPr>
+        <w:t>1 कुरि 15:8</w:t>
+      </w:r>
       <w:r>
         <w:rPr>
           <w:lang w:val="hi_IN" w:bidi="hi_IN"/>
         </w:rPr>
         <w:t xml:space="preserve">; </w:t>
       </w:r>
-      <w:hyperlink r:id="rId43">
-        <w:r>
-          <w:rPr>
-            <w:lang w:val="hi_IN" w:bidi="hi_IN"/>
-          </w:rPr>
-          <w:rPr>
-            <w:color w:val="0000EE"/>
-            <w:u w:val="single"/>
-          </w:rPr>
-          <w:t>गला 1:11–16</w:t>
-        </w:r>
-      </w:hyperlink>
+      <w:r>
+        <w:rPr>
+          <w:lang w:val="hi_IN" w:bidi="hi_IN"/>
+        </w:rPr>
+        <w:t>गला 1:11–16</w:t>
+      </w:r>
       <w:r>
         <w:rPr>
           <w:lang w:val="hi_IN" w:bidi="hi_IN"/>
@@ -976,18 +790,12 @@
         </w:rPr>
         <w:t xml:space="preserve">सदियों से, इस पुस्तक के लिए कई अन्य संभावित लेखकों का सुझाव दिया गया है, जैसे कि फिलिप्पुस, प्रिस्किल्ला, लूका, बरनबास, यहूदा और रोम का क्लेमेंट। सबसे पहले मार्टिन लूथर के सुझाव देने के बाद से यह सबसे लोकप्रिय विचारों में से एक है कि अपुल्लोस ने इसे लिखा था। लूका ने </w:t>
       </w:r>
-      <w:hyperlink r:id="rId44">
-        <w:r>
-          <w:rPr>
-            <w:lang w:val="hi_IN" w:bidi="hi_IN"/>
-          </w:rPr>
-          <w:rPr>
-            <w:color w:val="0000EE"/>
-            <w:u w:val="single"/>
-          </w:rPr>
-          <w:t>प्रेरितों 18:24–26</w:t>
-        </w:r>
-      </w:hyperlink>
+      <w:r>
+        <w:rPr>
+          <w:lang w:val="hi_IN" w:bidi="hi_IN"/>
+        </w:rPr>
+        <w:t>प्रेरितों 18:24–26</w:t>
+      </w:r>
       <w:r>
         <w:rPr>
           <w:lang w:val="hi_IN" w:bidi="hi_IN"/>
@@ -1033,18 +841,12 @@
         </w:rPr>
         <w:t>लेखक लिखता है, "अपने सब अगुओं और सब पवित्र लोगों को नमस्कार कहो। इतालिया के विश्वासी तुम्हें नमस्कार कहते हैं।" (</w:t>
       </w:r>
-      <w:hyperlink r:id="rId45">
-        <w:r>
-          <w:rPr>
-            <w:lang w:val="hi_IN" w:bidi="hi_IN"/>
-          </w:rPr>
-          <w:rPr>
-            <w:color w:val="0000EE"/>
-            <w:u w:val="single"/>
-          </w:rPr>
-          <w:t>इब्रा 13:24</w:t>
-        </w:r>
-      </w:hyperlink>
+      <w:r>
+        <w:rPr>
+          <w:lang w:val="hi_IN" w:bidi="hi_IN"/>
+        </w:rPr>
+        <w:t>इब्रा 13:24</w:t>
+      </w:r>
       <w:r>
         <w:rPr>
           <w:lang w:val="hi_IN" w:bidi="hi_IN"/>
@@ -1090,18 +892,12 @@
         </w:rPr>
         <w:t xml:space="preserve">कुछ मसीही समुदाय स्पष्ट रूप से अपनी प्रतिबद्धता को बनाए रखने के लिए संघर्ष कर रहे थे, क्योंकि उन्हें सताया जा रहा था। </w:t>
       </w:r>
-      <w:hyperlink r:id="rId46">
-        <w:r>
-          <w:rPr>
-            <w:lang w:val="hi_IN" w:bidi="hi_IN"/>
-          </w:rPr>
-          <w:rPr>
-            <w:color w:val="0000EE"/>
-            <w:u w:val="single"/>
-          </w:rPr>
-          <w:t>इब्रानियों 10:32–39</w:t>
-        </w:r>
-      </w:hyperlink>
+      <w:r>
+        <w:rPr>
+          <w:lang w:val="hi_IN" w:bidi="hi_IN"/>
+        </w:rPr>
+        <w:t>इब्रानियों 10:32–39</w:t>
+      </w:r>
       <w:r>
         <w:rPr>
           <w:lang w:val="hi_IN" w:bidi="hi_IN"/>
@@ -1122,18 +918,12 @@
         </w:rPr>
         <w:t>यदि हम सही हैं कि रोम इस पुस्तक का गंतव्य है, तो यह प्रोत्साहित करने वाले वचन सम्राट नीरो के अधीन हुए उत्पीड़न से प्रेरित हो सकता है, जिसके द्वारा ईस्वी 60 के दशक के मध्य में किया गया विश्वासियों का अत्यन्त उत्पीड़न और शहादत बहुत प्रसिद्ध है। यह भी संभव है कि इब्रानियों को ईस्वी 70 के बाद लिखा गया हो। लेकिन इसकी संभावना कम लगती है, क्योंकि जिस समय इब्रानियों को लिखा गया था, उस समय स्पष्ट रूप से समुदाय में किसी को भी शहादत का सामना नही करना पड़ा था (</w:t>
       </w:r>
-      <w:hyperlink r:id="rId47">
-        <w:r>
-          <w:rPr>
-            <w:lang w:val="hi_IN" w:bidi="hi_IN"/>
-          </w:rPr>
-          <w:rPr>
-            <w:color w:val="0000EE"/>
-            <w:u w:val="single"/>
-          </w:rPr>
-          <w:t>12:4</w:t>
-        </w:r>
-      </w:hyperlink>
+      <w:r>
+        <w:rPr>
+          <w:lang w:val="hi_IN" w:bidi="hi_IN"/>
+        </w:rPr>
+        <w:t>12:4</w:t>
+      </w:r>
       <w:r>
         <w:rPr>
           <w:lang w:val="hi_IN" w:bidi="hi_IN"/>
@@ -1165,72 +955,48 @@
         </w:rPr>
         <w:t>परमेश्वर ने अपने पुत्र के बारे में और अपने पुत्र के द्वारा बात की है (</w:t>
       </w:r>
-      <w:hyperlink r:id="rId48">
-        <w:r>
-          <w:rPr>
-            <w:lang w:val="hi_IN" w:bidi="hi_IN"/>
-          </w:rPr>
-          <w:rPr>
-            <w:color w:val="0000EE"/>
-            <w:u w:val="single"/>
-          </w:rPr>
-          <w:t>1:1–3</w:t>
-        </w:r>
-      </w:hyperlink>
+      <w:r>
+        <w:rPr>
+          <w:lang w:val="hi_IN" w:bidi="hi_IN"/>
+        </w:rPr>
+        <w:t>1:1–3</w:t>
+      </w:r>
       <w:r>
         <w:rPr>
           <w:lang w:val="hi_IN" w:bidi="hi_IN"/>
         </w:rPr>
         <w:t>), और उन लोगों के लिए गंभीर परिणाम होंगे जो उन वचनों को नहीं सुनते और आज्ञाकारिता के साथ जवाब नहीं देते हैं (</w:t>
       </w:r>
-      <w:hyperlink r:id="rId49">
-        <w:r>
-          <w:rPr>
-            <w:lang w:val="hi_IN" w:bidi="hi_IN"/>
-          </w:rPr>
-          <w:rPr>
-            <w:color w:val="0000EE"/>
-            <w:u w:val="single"/>
-          </w:rPr>
-          <w:t>2:1–3</w:t>
-        </w:r>
-      </w:hyperlink>
+      <w:r>
+        <w:rPr>
+          <w:lang w:val="hi_IN" w:bidi="hi_IN"/>
+        </w:rPr>
+        <w:t>2:1–3</w:t>
+      </w:r>
       <w:r>
         <w:rPr>
           <w:lang w:val="hi_IN" w:bidi="hi_IN"/>
         </w:rPr>
         <w:t>)। अंत में, यीशु, जो सृष्टि के रचयिता और पालनकर्ता हैं (</w:t>
       </w:r>
-      <w:hyperlink r:id="rId50">
-        <w:r>
-          <w:rPr>
-            <w:lang w:val="hi_IN" w:bidi="hi_IN"/>
-          </w:rPr>
-          <w:rPr>
-            <w:color w:val="0000EE"/>
-            <w:u w:val="single"/>
-          </w:rPr>
-          <w:t>1:2–3</w:t>
-        </w:r>
-      </w:hyperlink>
+      <w:r>
+        <w:rPr>
+          <w:lang w:val="hi_IN" w:bidi="hi_IN"/>
+        </w:rPr>
+        <w:t>1:2–3</w:t>
+      </w:r>
       <w:r>
         <w:rPr>
           <w:lang w:val="hi_IN" w:bidi="hi_IN"/>
         </w:rPr>
         <w:t>), सृजित व्यवस्था को ऐसे हटा देंगे जैसे कोई व्यक्ति पुराने वस्त्र को लपेट लेता है (</w:t>
       </w:r>
-      <w:hyperlink r:id="rId51">
-        <w:r>
-          <w:rPr>
-            <w:lang w:val="hi_IN" w:bidi="hi_IN"/>
-          </w:rPr>
-          <w:rPr>
-            <w:color w:val="0000EE"/>
-            <w:u w:val="single"/>
-          </w:rPr>
-          <w:t>1:10–12</w:t>
-        </w:r>
-      </w:hyperlink>
+      <w:r>
+        <w:rPr>
+          <w:lang w:val="hi_IN" w:bidi="hi_IN"/>
+        </w:rPr>
+        <w:t>1:10–12</w:t>
+      </w:r>
       <w:r>
         <w:rPr>
           <w:lang w:val="hi_IN" w:bidi="hi_IN"/>
@@ -1251,72 +1017,48 @@
         </w:rPr>
         <w:t>यीशु हमारी प्रतिबद्धता, उपासना और विश्वास में सहनशीलता के अति योग्य हैं। वह स्वर्गदूतों से श्रेष्ठ हैं (</w:t>
       </w:r>
-      <w:hyperlink r:id="rId52">
-        <w:r>
-          <w:rPr>
-            <w:lang w:val="hi_IN" w:bidi="hi_IN"/>
-          </w:rPr>
-          <w:rPr>
-            <w:color w:val="0000EE"/>
-            <w:u w:val="single"/>
-          </w:rPr>
-          <w:t>1:5–14</w:t>
-        </w:r>
-      </w:hyperlink>
+      <w:r>
+        <w:rPr>
+          <w:lang w:val="hi_IN" w:bidi="hi_IN"/>
+        </w:rPr>
+        <w:t>1:5–14</w:t>
+      </w:r>
       <w:r>
         <w:rPr>
           <w:lang w:val="hi_IN" w:bidi="hi_IN"/>
         </w:rPr>
         <w:t>), मूसा से (</w:t>
       </w:r>
-      <w:hyperlink r:id="rId53">
-        <w:r>
-          <w:rPr>
-            <w:lang w:val="hi_IN" w:bidi="hi_IN"/>
-          </w:rPr>
-          <w:rPr>
-            <w:color w:val="0000EE"/>
-            <w:u w:val="single"/>
-          </w:rPr>
-          <w:t>3:1–6</w:t>
-        </w:r>
-      </w:hyperlink>
+      <w:r>
+        <w:rPr>
+          <w:lang w:val="hi_IN" w:bidi="hi_IN"/>
+        </w:rPr>
+        <w:t>3:1–6</w:t>
+      </w:r>
       <w:r>
         <w:rPr>
           <w:lang w:val="hi_IN" w:bidi="hi_IN"/>
         </w:rPr>
         <w:t>), और पुरानी वाचा की लेवीय याजकपद से भी श्रेष्ठ हैं (</w:t>
       </w:r>
-      <w:hyperlink r:id="rId31">
-        <w:r>
-          <w:rPr>
-            <w:lang w:val="hi_IN" w:bidi="hi_IN"/>
-          </w:rPr>
-          <w:rPr>
-            <w:color w:val="0000EE"/>
-            <w:u w:val="single"/>
-          </w:rPr>
-          <w:t>5:1–10</w:t>
-        </w:r>
-      </w:hyperlink>
+      <w:r>
+        <w:rPr>
+          <w:lang w:val="hi_IN" w:bidi="hi_IN"/>
+        </w:rPr>
+        <w:t>5:1–10</w:t>
+      </w:r>
       <w:r>
         <w:rPr>
           <w:lang w:val="hi_IN" w:bidi="hi_IN"/>
         </w:rPr>
         <w:t xml:space="preserve">; </w:t>
       </w:r>
-      <w:hyperlink r:id="rId54">
-        <w:r>
-          <w:rPr>
-            <w:lang w:val="hi_IN" w:bidi="hi_IN"/>
-          </w:rPr>
-          <w:rPr>
-            <w:color w:val="0000EE"/>
-            <w:u w:val="single"/>
-          </w:rPr>
-          <w:t>7:1–28</w:t>
-        </w:r>
-      </w:hyperlink>
+      <w:r>
+        <w:rPr>
+          <w:lang w:val="hi_IN" w:bidi="hi_IN"/>
+        </w:rPr>
+        <w:t>7:1–28</w:t>
+      </w:r>
       <w:r>
         <w:rPr>
           <w:lang w:val="hi_IN" w:bidi="hi_IN"/>
@@ -1337,108 +1079,72 @@
         </w:rPr>
         <w:t>यीशु ने एक नई, स्वर्गीय वाचा बांधी है, और अपने मृत्यु के माध्यम से एक बार में पर्याप्त रूप से स्वयं को अर्पित कर दिया (</w:t>
       </w:r>
-      <w:hyperlink r:id="rId35">
-        <w:r>
-          <w:rPr>
-            <w:lang w:val="hi_IN" w:bidi="hi_IN"/>
-          </w:rPr>
-          <w:rPr>
-            <w:color w:val="0000EE"/>
-            <w:u w:val="single"/>
-          </w:rPr>
-          <w:t>8:3–10:18</w:t>
-        </w:r>
-      </w:hyperlink>
+      <w:r>
+        <w:rPr>
+          <w:lang w:val="hi_IN" w:bidi="hi_IN"/>
+        </w:rPr>
+        <w:t>8:3–10:18</w:t>
+      </w:r>
       <w:r>
         <w:rPr>
           <w:lang w:val="hi_IN" w:bidi="hi_IN"/>
         </w:rPr>
         <w:t>)। अपने अवतार में उन्होंने एक विश्वासयोग्य पुत्र के रूप में धैर्यपूर्वक सहन किया (</w:t>
       </w:r>
-      <w:hyperlink r:id="rId53">
-        <w:r>
-          <w:rPr>
-            <w:lang w:val="hi_IN" w:bidi="hi_IN"/>
-          </w:rPr>
-          <w:rPr>
-            <w:color w:val="0000EE"/>
-            <w:u w:val="single"/>
-          </w:rPr>
-          <w:t>3:1–6</w:t>
-        </w:r>
-      </w:hyperlink>
+      <w:r>
+        <w:rPr>
+          <w:lang w:val="hi_IN" w:bidi="hi_IN"/>
+        </w:rPr>
+        <w:t>3:1–6</w:t>
+      </w:r>
       <w:r>
         <w:rPr>
           <w:lang w:val="hi_IN" w:bidi="hi_IN"/>
         </w:rPr>
         <w:t xml:space="preserve">; </w:t>
       </w:r>
-      <w:hyperlink r:id="rId55">
-        <w:r>
-          <w:rPr>
-            <w:lang w:val="hi_IN" w:bidi="hi_IN"/>
-          </w:rPr>
-          <w:rPr>
-            <w:color w:val="0000EE"/>
-            <w:u w:val="single"/>
-          </w:rPr>
-          <w:t>5:7–8</w:t>
-        </w:r>
-      </w:hyperlink>
+      <w:r>
+        <w:rPr>
+          <w:lang w:val="hi_IN" w:bidi="hi_IN"/>
+        </w:rPr>
+        <w:t>5:7–8</w:t>
+      </w:r>
       <w:r>
         <w:rPr>
           <w:lang w:val="hi_IN" w:bidi="hi_IN"/>
         </w:rPr>
         <w:t xml:space="preserve">; </w:t>
       </w:r>
-      <w:hyperlink r:id="rId56">
-        <w:r>
-          <w:rPr>
-            <w:lang w:val="hi_IN" w:bidi="hi_IN"/>
-          </w:rPr>
-          <w:rPr>
-            <w:color w:val="0000EE"/>
-            <w:u w:val="single"/>
-          </w:rPr>
-          <w:t>12:1–2</w:t>
-        </w:r>
-      </w:hyperlink>
+      <w:r>
+        <w:rPr>
+          <w:lang w:val="hi_IN" w:bidi="hi_IN"/>
+        </w:rPr>
+        <w:t>12:1–2</w:t>
+      </w:r>
       <w:r>
         <w:rPr>
           <w:lang w:val="hi_IN" w:bidi="hi_IN"/>
         </w:rPr>
         <w:t>), और अपने गौरवान्वित स्थिति में वह जगत के सर्वोच्च प्रभु के रूप में शासन करते हैं (</w:t>
       </w:r>
-      <w:hyperlink r:id="rId57">
-        <w:r>
-          <w:rPr>
-            <w:lang w:val="hi_IN" w:bidi="hi_IN"/>
-          </w:rPr>
-          <w:rPr>
-            <w:color w:val="0000EE"/>
-            <w:u w:val="single"/>
-          </w:rPr>
-          <w:t>1:2–4</w:t>
-        </w:r>
-      </w:hyperlink>
+      <w:r>
+        <w:rPr>
+          <w:lang w:val="hi_IN" w:bidi="hi_IN"/>
+        </w:rPr>
+        <w:t>1:2–4</w:t>
+      </w:r>
       <w:r>
         <w:rPr>
           <w:lang w:val="hi_IN" w:bidi="hi_IN"/>
         </w:rPr>
         <w:t xml:space="preserve">, </w:t>
       </w:r>
-      <w:hyperlink r:id="rId58">
-        <w:r>
-          <w:rPr>
-            <w:lang w:val="hi_IN" w:bidi="hi_IN"/>
-          </w:rPr>
-          <w:rPr>
-            <w:color w:val="0000EE"/>
-            <w:u w:val="single"/>
-          </w:rPr>
-          <w:t>8–13</w:t>
-        </w:r>
-      </w:hyperlink>
+      <w:r>
+        <w:rPr>
+          <w:lang w:val="hi_IN" w:bidi="hi_IN"/>
+        </w:rPr>
+        <w:t>8–13</w:t>
+      </w:r>
       <w:r>
         <w:rPr>
           <w:lang w:val="hi_IN" w:bidi="hi_IN"/>
@@ -1459,144 +1165,96 @@
         </w:rPr>
         <w:t>हम उन लोगों के सकारात्मक उदाहरणों को भी देख सकते हैं जो परमेश्वर के अनन्त शहर की ओर अपनी यात्रा में विश्वासयोग्य रहे हैं (</w:t>
       </w:r>
-      <w:hyperlink r:id="rId59">
-        <w:r>
-          <w:rPr>
-            <w:lang w:val="hi_IN" w:bidi="hi_IN"/>
-          </w:rPr>
-          <w:rPr>
-            <w:color w:val="0000EE"/>
-            <w:u w:val="single"/>
-          </w:rPr>
-          <w:t>6:13–15</w:t>
-        </w:r>
-      </w:hyperlink>
+      <w:r>
+        <w:rPr>
+          <w:lang w:val="hi_IN" w:bidi="hi_IN"/>
+        </w:rPr>
+        <w:t>6:13–15</w:t>
+      </w:r>
       <w:r>
         <w:rPr>
           <w:lang w:val="hi_IN" w:bidi="hi_IN"/>
         </w:rPr>
         <w:t xml:space="preserve">; </w:t>
       </w:r>
-      <w:hyperlink r:id="rId46">
-        <w:r>
-          <w:rPr>
-            <w:lang w:val="hi_IN" w:bidi="hi_IN"/>
-          </w:rPr>
-          <w:rPr>
-            <w:color w:val="0000EE"/>
-            <w:u w:val="single"/>
-          </w:rPr>
-          <w:t>10:32–39</w:t>
-        </w:r>
-      </w:hyperlink>
+      <w:r>
+        <w:rPr>
+          <w:lang w:val="hi_IN" w:bidi="hi_IN"/>
+        </w:rPr>
+        <w:t>10:32–39</w:t>
+      </w:r>
       <w:r>
         <w:rPr>
           <w:lang w:val="hi_IN" w:bidi="hi_IN"/>
         </w:rPr>
         <w:t xml:space="preserve">; </w:t>
       </w:r>
-      <w:hyperlink r:id="rId60">
-        <w:r>
-          <w:rPr>
-            <w:lang w:val="hi_IN" w:bidi="hi_IN"/>
-          </w:rPr>
-          <w:rPr>
-            <w:color w:val="0000EE"/>
-            <w:u w:val="single"/>
-          </w:rPr>
-          <w:t>11:1–40</w:t>
-        </w:r>
-      </w:hyperlink>
+      <w:r>
+        <w:rPr>
+          <w:lang w:val="hi_IN" w:bidi="hi_IN"/>
+        </w:rPr>
+        <w:t>11:1–40</w:t>
+      </w:r>
       <w:r>
         <w:rPr>
           <w:lang w:val="hi_IN" w:bidi="hi_IN"/>
         </w:rPr>
         <w:t>), और उन लोगों के नकारात्मक उदाहरण भी देख सकते हैं जो अवज्ञा के कारण गिर गए (</w:t>
       </w:r>
-      <w:hyperlink r:id="rId61">
-        <w:r>
-          <w:rPr>
-            <w:lang w:val="hi_IN" w:bidi="hi_IN"/>
-          </w:rPr>
-          <w:rPr>
-            <w:color w:val="0000EE"/>
-            <w:u w:val="single"/>
-          </w:rPr>
-          <w:t>3:7–19</w:t>
-        </w:r>
-      </w:hyperlink>
+      <w:r>
+        <w:rPr>
+          <w:lang w:val="hi_IN" w:bidi="hi_IN"/>
+        </w:rPr>
+        <w:t>3:7–19</w:t>
+      </w:r>
       <w:r>
         <w:rPr>
           <w:lang w:val="hi_IN" w:bidi="hi_IN"/>
         </w:rPr>
         <w:t xml:space="preserve">; </w:t>
       </w:r>
-      <w:hyperlink r:id="rId17">
-        <w:r>
-          <w:rPr>
-            <w:lang w:val="hi_IN" w:bidi="hi_IN"/>
-          </w:rPr>
-          <w:rPr>
-            <w:color w:val="0000EE"/>
-            <w:u w:val="single"/>
-          </w:rPr>
-          <w:t>6:4–8</w:t>
-        </w:r>
-      </w:hyperlink>
+      <w:r>
+        <w:rPr>
+          <w:lang w:val="hi_IN" w:bidi="hi_IN"/>
+        </w:rPr>
+        <w:t>6:4–8</w:t>
+      </w:r>
       <w:r>
         <w:rPr>
           <w:lang w:val="hi_IN" w:bidi="hi_IN"/>
         </w:rPr>
         <w:t>)। और हम परमेश्वर की संतानों के रूप में अपनी विरासत के विषय में हमें दिए गए उनके वादों को स्वीकार कर सकते हैं (</w:t>
       </w:r>
-      <w:hyperlink r:id="rId62">
-        <w:r>
-          <w:rPr>
-            <w:lang w:val="hi_IN" w:bidi="hi_IN"/>
-          </w:rPr>
-          <w:rPr>
-            <w:color w:val="0000EE"/>
-            <w:u w:val="single"/>
-          </w:rPr>
-          <w:t>4:3–11</w:t>
-        </w:r>
-      </w:hyperlink>
+      <w:r>
+        <w:rPr>
+          <w:lang w:val="hi_IN" w:bidi="hi_IN"/>
+        </w:rPr>
+        <w:t>4:3–11</w:t>
+      </w:r>
       <w:r>
         <w:rPr>
           <w:lang w:val="hi_IN" w:bidi="hi_IN"/>
         </w:rPr>
         <w:t xml:space="preserve">; </w:t>
       </w:r>
-      <w:hyperlink r:id="rId63">
-        <w:r>
-          <w:rPr>
-            <w:lang w:val="hi_IN" w:bidi="hi_IN"/>
-          </w:rPr>
-          <w:rPr>
-            <w:color w:val="0000EE"/>
-            <w:u w:val="single"/>
-          </w:rPr>
-          <w:t>6:13–20</w:t>
-        </w:r>
-      </w:hyperlink>
+      <w:r>
+        <w:rPr>
+          <w:lang w:val="hi_IN" w:bidi="hi_IN"/>
+        </w:rPr>
+        <w:t>6:13–20</w:t>
+      </w:r>
       <w:r>
         <w:rPr>
           <w:lang w:val="hi_IN" w:bidi="hi_IN"/>
         </w:rPr>
         <w:t xml:space="preserve">; </w:t>
       </w:r>
-      <w:hyperlink r:id="rId64">
-        <w:r>
-          <w:rPr>
-            <w:lang w:val="hi_IN" w:bidi="hi_IN"/>
-          </w:rPr>
-          <w:rPr>
-            <w:color w:val="0000EE"/>
-            <w:u w:val="single"/>
-          </w:rPr>
-          <w:t>12:22–24</w:t>
-        </w:r>
-      </w:hyperlink>
+      <w:r>
+        <w:rPr>
+          <w:lang w:val="hi_IN" w:bidi="hi_IN"/>
+        </w:rPr>
+        <w:t>12:22–24</w:t>
+      </w:r>
       <w:r>
         <w:rPr>
           <w:lang w:val="hi_IN" w:bidi="hi_IN"/>
@@ -1617,18 +1275,12 @@
         </w:rPr>
         <w:t>यीशु के कारण, हम अपने रिश्तों और अपनी आराधना में मसीही समुदाय के विश्वासयोग्य सदस्यों के रूप में रह सकते हैं (</w:t>
       </w:r>
-      <w:hyperlink r:id="rId65">
-        <w:r>
-          <w:rPr>
-            <w:lang w:val="hi_IN" w:bidi="hi_IN"/>
-          </w:rPr>
-          <w:rPr>
-            <w:color w:val="0000EE"/>
-            <w:u w:val="single"/>
-          </w:rPr>
-          <w:t>13:1–17</w:t>
-        </w:r>
-      </w:hyperlink>
+      <w:r>
+        <w:rPr>
+          <w:lang w:val="hi_IN" w:bidi="hi_IN"/>
+        </w:rPr>
+        <w:t>13:1–17</w:t>
+      </w:r>
       <w:r>
         <w:rPr>
           <w:lang w:val="hi_IN" w:bidi="hi_IN"/>
